--- a/www/content/abdomen-pelvis/Ureter.docx
+++ b/www/content/abdomen-pelvis/Ureter.docx
@@ -62,54 +62,22 @@
         <w:rPr>
           <w:noProof/>
         </w:rPr>
-        <w:drawing>
-          <wp:inline distT="0" distB="0" distL="0" distR="0" wp14:anchorId="186F8E30" wp14:editId="3C05DDEC">
-            <wp:extent cx="5715000" cy="3810000"/>
-            <wp:effectExtent l="0" t="0" r="0" b="0"/>
-            <wp:docPr id="2110798952" name="Picture 1" descr="Background image"/>
-            <wp:cNvGraphicFramePr>
-              <a:graphicFrameLocks xmlns:a="http://schemas.openxmlformats.org/drawingml/2006/main" noChangeAspect="1"/>
-            </wp:cNvGraphicFramePr>
-            <a:graphic xmlns:a="http://schemas.openxmlformats.org/drawingml/2006/main">
-              <a:graphicData uri="http://schemas.openxmlformats.org/drawingml/2006/picture">
-                <pic:pic xmlns:pic="http://schemas.openxmlformats.org/drawingml/2006/picture">
-                  <pic:nvPicPr>
-                    <pic:cNvPr id="0" name="Picture 1" descr="Background image"/>
-                    <pic:cNvPicPr>
-                      <a:picLocks noChangeAspect="1" noChangeArrowheads="1"/>
-                    </pic:cNvPicPr>
-                  </pic:nvPicPr>
-                  <pic:blipFill>
-                    <a:blip r:embed="rId6">
-                      <a:extLst>
-                        <a:ext uri="{28A0092B-C50C-407E-A947-70E740481C1C}">
-                          <a14:useLocalDpi xmlns:a14="http://schemas.microsoft.com/office/drawing/2010/main" val="0"/>
-                        </a:ext>
-                      </a:extLst>
-                    </a:blip>
-                    <a:srcRect/>
-                    <a:stretch>
-                      <a:fillRect/>
-                    </a:stretch>
-                  </pic:blipFill>
-                  <pic:spPr bwMode="auto">
-                    <a:xfrm>
-                      <a:off x="0" y="0"/>
-                      <a:ext cx="5715000" cy="3810000"/>
-                    </a:xfrm>
-                    <a:prstGeom prst="rect">
-                      <a:avLst/>
-                    </a:prstGeom>
-                    <a:noFill/>
-                    <a:ln>
-                      <a:noFill/>
-                    </a:ln>
-                  </pic:spPr>
-                </pic:pic>
-              </a:graphicData>
-            </a:graphic>
-          </wp:inline>
-        </w:drawing>
+        <w:t>[SVG]</w:t>
+      </w:r>
+      <w:r>
+        <w:t xml:space="preserve"> </w:t>
+      </w:r>
+      <w:r>
+        <w:rPr>
+          <w:noProof/>
+        </w:rPr>
+        <w:t>ureter and bladder</w:t>
+      </w:r>
+      <w:r>
+        <w:rPr>
+          <w:noProof/>
+        </w:rPr>
+        <w:t>.svg</w:t>
       </w:r>
     </w:p>
     <w:p>
@@ -129,13 +97,14 @@
       </w:r>
     </w:p>
     <w:p>
-      <w:proofErr w:type="spellStart"/>
-      <w:r>
-        <w:t>Upto</w:t>
-      </w:r>
-      <w:proofErr w:type="spellEnd"/>
-      <w:r>
-        <w:t xml:space="preserve"> the pelvic brim</w:t>
+      <w:r>
+        <w:t>Up</w:t>
+      </w:r>
+      <w:r>
+        <w:t xml:space="preserve"> </w:t>
+      </w:r>
+      <w:r>
+        <w:t>to the pelvic brim</w:t>
       </w:r>
     </w:p>
     <w:p>
@@ -169,7 +138,6 @@
         <w:pStyle w:val="Heading2"/>
       </w:pPr>
       <w:r>
-        <w:lastRenderedPageBreak/>
         <w:t>Constrictions of ureter</w:t>
       </w:r>
     </w:p>
@@ -246,54 +214,22 @@
         <w:rPr>
           <w:noProof/>
         </w:rPr>
-        <w:drawing>
-          <wp:inline distT="0" distB="0" distL="0" distR="0" wp14:anchorId="35EABB48" wp14:editId="1F32D060">
-            <wp:extent cx="5731510" cy="3820795"/>
-            <wp:effectExtent l="0" t="0" r="2540" b="8255"/>
-            <wp:docPr id="1097814468" name="Picture 2" descr="Background image"/>
-            <wp:cNvGraphicFramePr>
-              <a:graphicFrameLocks xmlns:a="http://schemas.openxmlformats.org/drawingml/2006/main" noChangeAspect="1"/>
-            </wp:cNvGraphicFramePr>
-            <a:graphic xmlns:a="http://schemas.openxmlformats.org/drawingml/2006/main">
-              <a:graphicData uri="http://schemas.openxmlformats.org/drawingml/2006/picture">
-                <pic:pic xmlns:pic="http://schemas.openxmlformats.org/drawingml/2006/picture">
-                  <pic:nvPicPr>
-                    <pic:cNvPr id="0" name="Picture 21" descr="Background image"/>
-                    <pic:cNvPicPr>
-                      <a:picLocks noChangeAspect="1" noChangeArrowheads="1"/>
-                    </pic:cNvPicPr>
-                  </pic:nvPicPr>
-                  <pic:blipFill>
-                    <a:blip r:embed="rId7">
-                      <a:extLst>
-                        <a:ext uri="{28A0092B-C50C-407E-A947-70E740481C1C}">
-                          <a14:useLocalDpi xmlns:a14="http://schemas.microsoft.com/office/drawing/2010/main" val="0"/>
-                        </a:ext>
-                      </a:extLst>
-                    </a:blip>
-                    <a:srcRect/>
-                    <a:stretch>
-                      <a:fillRect/>
-                    </a:stretch>
-                  </pic:blipFill>
-                  <pic:spPr bwMode="auto">
-                    <a:xfrm>
-                      <a:off x="0" y="0"/>
-                      <a:ext cx="5731510" cy="3820795"/>
-                    </a:xfrm>
-                    <a:prstGeom prst="rect">
-                      <a:avLst/>
-                    </a:prstGeom>
-                    <a:noFill/>
-                    <a:ln>
-                      <a:noFill/>
-                    </a:ln>
-                  </pic:spPr>
-                </pic:pic>
-              </a:graphicData>
-            </a:graphic>
-          </wp:inline>
-        </w:drawing>
+        <w:t>[SVG]</w:t>
+      </w:r>
+      <w:r>
+        <w:t xml:space="preserve"> </w:t>
+      </w:r>
+      <w:r>
+        <w:rPr>
+          <w:noProof/>
+        </w:rPr>
+        <w:t>constrictions of ureter</w:t>
+      </w:r>
+      <w:r>
+        <w:rPr>
+          <w:noProof/>
+        </w:rPr>
+        <w:t>.svg</w:t>
       </w:r>
     </w:p>
     <w:p>
@@ -315,13 +251,11 @@
         <w:pStyle w:val="Heading3"/>
       </w:pPr>
       <w:r>
-        <w:t xml:space="preserve">On </w:t>
-      </w:r>
-      <w:proofErr w:type="spellStart"/>
-      <w:r>
-        <w:t>rigth</w:t>
-      </w:r>
-      <w:proofErr w:type="spellEnd"/>
+        <w:t>On righ</w:t>
+      </w:r>
+      <w:r>
+        <w:t>t</w:t>
+      </w:r>
       <w:r>
         <w:t xml:space="preserve"> side</w:t>
       </w:r>
@@ -345,6 +279,7 @@
         </w:numPr>
       </w:pPr>
       <w:r>
+        <w:lastRenderedPageBreak/>
         <w:t>Right colic vessels</w:t>
       </w:r>
     </w:p>
@@ -387,7 +322,6 @@
         <w:pStyle w:val="Heading3"/>
       </w:pPr>
       <w:r>
-        <w:lastRenderedPageBreak/>
         <w:t>On left side</w:t>
       </w:r>
     </w:p>
@@ -553,7 +487,10 @@
         </w:numPr>
       </w:pPr>
       <w:r>
-        <w:t>inferior vesical artery</w:t>
+        <w:t>I</w:t>
+      </w:r>
+      <w:r>
+        <w:t>nferior vesical artery</w:t>
       </w:r>
     </w:p>
     <w:p>
@@ -564,7 +501,143 @@
         </w:numPr>
       </w:pPr>
       <w:r>
-        <w:t>uterine artery</w:t>
+        <w:t>U</w:t>
+      </w:r>
+      <w:r>
+        <w:t>terine artery</w:t>
+      </w:r>
+    </w:p>
+    <w:p>
+      <w:r>
+        <w:rPr>
+          <w:noProof/>
+        </w:rPr>
+        <w:t>[SVG]</w:t>
+      </w:r>
+      <w:r>
+        <w:t xml:space="preserve"> </w:t>
+      </w:r>
+      <w:r>
+        <w:rPr>
+          <w:noProof/>
+        </w:rPr>
+        <w:t>arteries ureter</w:t>
+      </w:r>
+      <w:r>
+        <w:rPr>
+          <w:noProof/>
+        </w:rPr>
+        <w:t>.svg</w:t>
+      </w:r>
+    </w:p>
+    <w:p/>
+    <w:p>
+      <w:pPr>
+        <w:pStyle w:val="Heading2"/>
+      </w:pPr>
+      <w:r>
+        <w:lastRenderedPageBreak/>
+        <w:t>Stricture</w:t>
+      </w:r>
+    </w:p>
+    <w:p>
+      <w:r>
+        <w:t>Injury to these blood vessels during gynaecological, urological and general surgeries leads to iatrogenic ureteric stricture</w:t>
+      </w:r>
+    </w:p>
+    <w:p>
+      <w:pPr>
+        <w:pStyle w:val="Heading2"/>
+      </w:pPr>
+      <w:r>
+        <w:t>Nerve supply</w:t>
+      </w:r>
+    </w:p>
+    <w:p>
+      <w:pPr>
+        <w:pStyle w:val="Heading3"/>
+      </w:pPr>
+      <w:r>
+        <w:t>Sympathetic</w:t>
+      </w:r>
+    </w:p>
+    <w:p>
+      <w:pPr>
+        <w:numPr>
+          <w:ilvl w:val="0"/>
+          <w:numId w:val="5"/>
+        </w:numPr>
+      </w:pPr>
+      <w:r>
+        <w:t>Least splanchnic nerve (T12)</w:t>
+      </w:r>
+    </w:p>
+    <w:p>
+      <w:pPr>
+        <w:numPr>
+          <w:ilvl w:val="0"/>
+          <w:numId w:val="5"/>
+        </w:numPr>
+      </w:pPr>
+      <w:r>
+        <w:t>L1 and L2</w:t>
+      </w:r>
+    </w:p>
+    <w:p>
+      <w:pPr>
+        <w:pStyle w:val="Heading3"/>
+      </w:pPr>
+      <w:r>
+        <w:t>Parasympathetic</w:t>
+      </w:r>
+    </w:p>
+    <w:p>
+      <w:pPr>
+        <w:numPr>
+          <w:ilvl w:val="0"/>
+          <w:numId w:val="6"/>
+        </w:numPr>
+      </w:pPr>
+      <w:r>
+        <w:t>Pelvic splanchnic nerves (S2, 3, 4)</w:t>
+      </w:r>
+    </w:p>
+    <w:p/>
+    <w:p>
+      <w:pPr>
+        <w:pStyle w:val="Heading2"/>
+      </w:pPr>
+      <w:r>
+        <w:t>Surface marking</w:t>
+      </w:r>
+    </w:p>
+    <w:p>
+      <w:r>
+        <w:t>4 cm lateral to spine of T12 to L2</w:t>
+      </w:r>
+    </w:p>
+    <w:p>
+      <w:r>
+        <w:t>Join posterior superior iliac spine (dimple)</w:t>
+      </w:r>
+    </w:p>
+    <w:p/>
+    <w:p>
+      <w:pPr>
+        <w:pStyle w:val="Heading2"/>
+      </w:pPr>
+      <w:r>
+        <w:t>Applied aspects - Intravenous pyelography (IVP)</w:t>
+      </w:r>
+    </w:p>
+    <w:p>
+      <w:r>
+        <w:t>X-ray examination of the kidneys, ureters and urinary bladder that uses iodinated contrast material injected into veins</w:t>
+      </w:r>
+    </w:p>
+    <w:p>
+      <w:r>
+        <w:t>In IVP, the contrast agent is given intravenously, allowed to be cleared by the kidneys and excreted through the urinary tract as part of the urine.</w:t>
       </w:r>
     </w:p>
     <w:p>
@@ -573,171 +646,6 @@
           <w:noProof/>
         </w:rPr>
         <w:lastRenderedPageBreak/>
-        <w:drawing>
-          <wp:inline distT="0" distB="0" distL="0" distR="0" wp14:anchorId="0903C2A4" wp14:editId="2E5ED342">
-            <wp:extent cx="4175760" cy="5334000"/>
-            <wp:effectExtent l="0" t="0" r="0" b="0"/>
-            <wp:docPr id="1564003890" name="Picture 3" descr="Background image"/>
-            <wp:cNvGraphicFramePr>
-              <a:graphicFrameLocks xmlns:a="http://schemas.openxmlformats.org/drawingml/2006/main" noChangeAspect="1"/>
-            </wp:cNvGraphicFramePr>
-            <a:graphic xmlns:a="http://schemas.openxmlformats.org/drawingml/2006/main">
-              <a:graphicData uri="http://schemas.openxmlformats.org/drawingml/2006/picture">
-                <pic:pic xmlns:pic="http://schemas.openxmlformats.org/drawingml/2006/picture">
-                  <pic:nvPicPr>
-                    <pic:cNvPr id="0" name="Picture 32" descr="Background image"/>
-                    <pic:cNvPicPr>
-                      <a:picLocks noChangeAspect="1" noChangeArrowheads="1"/>
-                    </pic:cNvPicPr>
-                  </pic:nvPicPr>
-                  <pic:blipFill>
-                    <a:blip r:embed="rId8">
-                      <a:extLst>
-                        <a:ext uri="{28A0092B-C50C-407E-A947-70E740481C1C}">
-                          <a14:useLocalDpi xmlns:a14="http://schemas.microsoft.com/office/drawing/2010/main" val="0"/>
-                        </a:ext>
-                      </a:extLst>
-                    </a:blip>
-                    <a:srcRect/>
-                    <a:stretch>
-                      <a:fillRect/>
-                    </a:stretch>
-                  </pic:blipFill>
-                  <pic:spPr bwMode="auto">
-                    <a:xfrm>
-                      <a:off x="0" y="0"/>
-                      <a:ext cx="4175760" cy="5334000"/>
-                    </a:xfrm>
-                    <a:prstGeom prst="rect">
-                      <a:avLst/>
-                    </a:prstGeom>
-                    <a:noFill/>
-                    <a:ln>
-                      <a:noFill/>
-                    </a:ln>
-                  </pic:spPr>
-                </pic:pic>
-              </a:graphicData>
-            </a:graphic>
-          </wp:inline>
-        </w:drawing>
-      </w:r>
-    </w:p>
-    <w:p/>
-    <w:p>
-      <w:pPr>
-        <w:pStyle w:val="Heading2"/>
-      </w:pPr>
-      <w:r>
-        <w:t>Stricture</w:t>
-      </w:r>
-    </w:p>
-    <w:p>
-      <w:r>
-        <w:t>Injury to these blood vessels during gynaecological, urological and general surgeries leads to iatrogenic ureteric stricture</w:t>
-      </w:r>
-    </w:p>
-    <w:p>
-      <w:pPr>
-        <w:pStyle w:val="Heading2"/>
-      </w:pPr>
-      <w:r>
-        <w:t>Nerve supply</w:t>
-      </w:r>
-    </w:p>
-    <w:p>
-      <w:pPr>
-        <w:pStyle w:val="Heading3"/>
-      </w:pPr>
-      <w:r>
-        <w:t>Sympathetic</w:t>
-      </w:r>
-    </w:p>
-    <w:p>
-      <w:pPr>
-        <w:numPr>
-          <w:ilvl w:val="0"/>
-          <w:numId w:val="5"/>
-        </w:numPr>
-      </w:pPr>
-      <w:r>
-        <w:t>Least splanchnic nerve (T12)</w:t>
-      </w:r>
-    </w:p>
-    <w:p>
-      <w:pPr>
-        <w:numPr>
-          <w:ilvl w:val="0"/>
-          <w:numId w:val="5"/>
-        </w:numPr>
-      </w:pPr>
-      <w:r>
-        <w:t>L1 and L2</w:t>
-      </w:r>
-    </w:p>
-    <w:p>
-      <w:pPr>
-        <w:pStyle w:val="Heading3"/>
-      </w:pPr>
-      <w:r>
-        <w:t>Parasympathetic</w:t>
-      </w:r>
-    </w:p>
-    <w:p>
-      <w:pPr>
-        <w:numPr>
-          <w:ilvl w:val="0"/>
-          <w:numId w:val="6"/>
-        </w:numPr>
-      </w:pPr>
-      <w:r>
-        <w:t>Pelvic splanchnic nerves (S2, 3, 4)</w:t>
-      </w:r>
-    </w:p>
-    <w:p/>
-    <w:p>
-      <w:pPr>
-        <w:pStyle w:val="Heading2"/>
-      </w:pPr>
-      <w:r>
-        <w:lastRenderedPageBreak/>
-        <w:t>Surface marking</w:t>
-      </w:r>
-    </w:p>
-    <w:p>
-      <w:r>
-        <w:t>4 cm lateral to spine of T12 to L2</w:t>
-      </w:r>
-    </w:p>
-    <w:p>
-      <w:r>
-        <w:t>Join posterior superior iliac spine (dimple)</w:t>
-      </w:r>
-    </w:p>
-    <w:p/>
-    <w:p>
-      <w:pPr>
-        <w:pStyle w:val="Heading2"/>
-      </w:pPr>
-      <w:r>
-        <w:t>Applied aspects - Intravenous pyelography (IVP)</w:t>
-      </w:r>
-    </w:p>
-    <w:p>
-      <w:r>
-        <w:t>X-ray examination of the kidneys, ureters and urinary bladder that uses iodinated contrast material injected into veins</w:t>
-      </w:r>
-    </w:p>
-    <w:p>
-      <w:r>
-        <w:t>In IVP, the contrast agent is given intravenously, allowed to be cleared by the kidneys and excreted through the urinary tract as part of the urine.</w:t>
-      </w:r>
-    </w:p>
-    <w:p>
-      <w:r>
-        <w:rPr>
-          <w:noProof/>
-        </w:rPr>
         <w:drawing>
           <wp:inline distT="0" distB="0" distL="0" distR="0" wp14:anchorId="0B67B2BA" wp14:editId="6302C569">
             <wp:extent cx="2667000" cy="3505200"/>
@@ -756,7 +664,7 @@
                     </pic:cNvPicPr>
                   </pic:nvPicPr>
                   <pic:blipFill>
-                    <a:blip r:embed="rId9">
+                    <a:blip r:embed="rId6">
                       <a:extLst>
                         <a:ext uri="{28A0092B-C50C-407E-A947-70E740481C1C}">
                           <a14:useLocalDpi xmlns:a14="http://schemas.microsoft.com/office/drawing/2010/main" val="0"/>
@@ -808,6 +716,164 @@
         <w:t>Ureter shows peristaltic activity that is much different from nearby pulsatile blood vessels.</w:t>
       </w:r>
     </w:p>
+    <w:p/>
+    <w:p>
+      <w:r>
+        <w:t xml:space="preserve">_____ </w:t>
+      </w:r>
+      <w:r>
+        <w:t>MCQ_START</w:t>
+      </w:r>
+      <w:r>
+        <w:t xml:space="preserve">_____ </w:t>
+      </w:r>
+    </w:p>
+    <w:p>
+      <w:r>
+        <w:t>Q1. The ureter is anatomically classified as:</w:t>
+      </w:r>
+      <w:r>
+        <w:br/>
+        <w:t>A. Intraperitoneal organ</w:t>
+      </w:r>
+      <w:r>
+        <w:br/>
+        <w:t>B. Retroperitoneal structure[CORRECT]</w:t>
+      </w:r>
+      <w:r>
+        <w:br/>
+        <w:t xml:space="preserve">C. </w:t>
+      </w:r>
+      <w:proofErr w:type="spellStart"/>
+      <w:r>
+        <w:t>Subperitoneal</w:t>
+      </w:r>
+      <w:proofErr w:type="spellEnd"/>
+      <w:r>
+        <w:t xml:space="preserve"> only in pelvis</w:t>
+      </w:r>
+      <w:r>
+        <w:br/>
+        <w:t>D. Extraperitoneal only in abdomen</w:t>
+      </w:r>
+    </w:p>
+    <w:p>
+      <w:r>
+        <w:t xml:space="preserve">_____ </w:t>
+      </w:r>
+    </w:p>
+    <w:p>
+      <w:r>
+        <w:t>Q2. The normal length of the ureter is approximately:</w:t>
+      </w:r>
+      <w:r>
+        <w:br/>
+        <w:t>A. 10 cm</w:t>
+      </w:r>
+      <w:r>
+        <w:br/>
+        <w:t>B. 15 cm</w:t>
+      </w:r>
+      <w:r>
+        <w:br/>
+        <w:t>C. 25 cm[CORRECT]</w:t>
+      </w:r>
+      <w:r>
+        <w:br/>
+        <w:t>D. 40 cm</w:t>
+      </w:r>
+    </w:p>
+    <w:p>
+      <w:r>
+        <w:lastRenderedPageBreak/>
+        <w:t xml:space="preserve">_____ </w:t>
+      </w:r>
+    </w:p>
+    <w:p>
+      <w:r>
+        <w:t>Q3. One of the important constrictions of the ureter occurs at:</w:t>
+      </w:r>
+      <w:r>
+        <w:br/>
+        <w:t>A. L4 vertebral level</w:t>
+      </w:r>
+      <w:r>
+        <w:br/>
+        <w:t>B. Pelvic brim near sacroiliac joint[CORRECT]</w:t>
+      </w:r>
+      <w:r>
+        <w:br/>
+        <w:t>C. Mid-jejunal region</w:t>
+      </w:r>
+      <w:r>
+        <w:br/>
+        <w:t>D. Iliac crest</w:t>
+      </w:r>
+    </w:p>
+    <w:p>
+      <w:r>
+        <w:t xml:space="preserve">_____ </w:t>
+      </w:r>
+    </w:p>
+    <w:p>
+      <w:r>
+        <w:t>Q4. Posterior relations of the ureter include all EXCEPT:</w:t>
+      </w:r>
+      <w:r>
+        <w:br/>
+        <w:t>A. Psoas muscle</w:t>
+      </w:r>
+      <w:r>
+        <w:br/>
+        <w:t>B. Genitofemoral nerve</w:t>
+      </w:r>
+      <w:r>
+        <w:br/>
+        <w:t>C. Lumbar transverse processes</w:t>
+      </w:r>
+      <w:r>
+        <w:br/>
+        <w:t>D. Inferior vena cava[CORRECT]</w:t>
+      </w:r>
+    </w:p>
+    <w:p>
+      <w:r>
+        <w:t xml:space="preserve">_____ </w:t>
+      </w:r>
+    </w:p>
+    <w:p>
+      <w:r>
+        <w:t>Q5. The ureter receives its blood supply from:</w:t>
+      </w:r>
+      <w:r>
+        <w:br/>
+        <w:t>A. Single branch of renal artery</w:t>
+      </w:r>
+      <w:r>
+        <w:br/>
+        <w:t>B. Only internal iliac artery</w:t>
+      </w:r>
+      <w:r>
+        <w:br/>
+        <w:t>C. Segmental branches from multiple arteries[CORRECT]</w:t>
+      </w:r>
+      <w:r>
+        <w:br/>
+        <w:t>D. Only gonadal artery</w:t>
+      </w:r>
+    </w:p>
+    <w:p>
+      <w:r>
+        <w:t>____</w:t>
+      </w:r>
+      <w:r>
+        <w:t>MCQ_END</w:t>
+      </w:r>
+      <w:r>
+        <w:t>_____</w:t>
+      </w:r>
+    </w:p>
+    <w:p/>
     <w:sectPr>
       <w:pgSz w:w="11906" w:h="16838"/>
       <w:pgMar w:top="1440" w:right="1440" w:bottom="1440" w:left="1440" w:header="708" w:footer="708" w:gutter="0"/>
